--- a/docs/word/7-HOW-IT-IS-BUILT.docx
+++ b/docs/word/7-HOW-IT-IS-BUILT.docx
@@ -8111,7 +8111,528 @@
     </w:p>
     <w:bookmarkEnd w:id="36"/>
     <w:bookmarkEnd w:id="37"/>
-    <w:bookmarkStart w:id="38" w:name="what-this-does-not-cover"/>
+    <w:bookmarkStart w:id="38" w:name="X6e8cbcdbba2ad3e5708006b9998fb619f3eecd4"/>
+    <w:p>
+      <w:pPr>
+        <w:pStyle w:val="Heading1"/>
+      </w:pPr>
+      <w:r>
+        <w:t xml:space="preserve">What went wrong building it, and what it taught</w:t>
+      </w:r>
+    </w:p>
+    <w:p>
+      <w:pPr>
+        <w:pStyle w:val="FirstParagraph"/>
+      </w:pPr>
+      <w:r>
+        <w:t xml:space="preserve">Recorded because each one cost real time and each has a lesson that is not specific to this build.</w:t>
+      </w:r>
+    </w:p>
+    <w:tbl>
+      <w:tblPr>
+        <w:tblStyle w:val="Table"/>
+        <w:tblW w:type="auto" w:w="0"/>
+        <w:tblLook w:firstRow="1" w:lastRow="0" w:firstColumn="0" w:lastColumn="0" w:noHBand="0" w:noVBand="0" w:val="0020"/>
+      </w:tblPr>
+      <w:tblGrid>
+        <w:gridCol w:w="2640"/>
+        <w:gridCol w:w="2640"/>
+        <w:gridCol w:w="2640"/>
+      </w:tblGrid>
+      <w:tr>
+        <w:trPr>
+          <w:tblHeader w:val="on"/>
+        </w:trPr>
+        <w:tc>
+          <w:tcPr/>
+          <w:p>
+            <w:pPr>
+              <w:pStyle w:val="Compact"/>
+            </w:pPr>
+            <w:r>
+              <w:t xml:space="preserve">Problem</w:t>
+            </w:r>
+          </w:p>
+        </w:tc>
+        <w:tc>
+          <w:tcPr/>
+          <w:p>
+            <w:pPr>
+              <w:pStyle w:val="Compact"/>
+            </w:pPr>
+            <w:r>
+              <w:t xml:space="preserve">Cause</w:t>
+            </w:r>
+          </w:p>
+        </w:tc>
+        <w:tc>
+          <w:tcPr/>
+          <w:p>
+            <w:pPr>
+              <w:pStyle w:val="Compact"/>
+            </w:pPr>
+            <w:r>
+              <w:t xml:space="preserve">Lesson</w:t>
+            </w:r>
+          </w:p>
+        </w:tc>
+      </w:tr>
+      <w:tr>
+        <w:tc>
+          <w:tcPr/>
+          <w:p>
+            <w:pPr>
+              <w:pStyle w:val="Compact"/>
+            </w:pPr>
+            <w:r>
+              <w:t xml:space="preserve">A workload container came up on the gateway address</w:t>
+            </w:r>
+          </w:p>
+        </w:tc>
+        <w:tc>
+          <w:tcPr/>
+          <w:p>
+            <w:pPr>
+              <w:pStyle w:val="Compact"/>
+            </w:pPr>
+            <w:r>
+              <w:t xml:space="preserve">The host octet was derived from the VMID:</w:t>
+            </w:r>
+            <w:r>
+              <w:t xml:space="preserve"> </w:t>
+            </w:r>
+            <w:r>
+              <w:rPr>
+                <w:rStyle w:val="VerbatimChar"/>
+              </w:rPr>
+              <w:t xml:space="preserve">301 % 100 = 1</w:t>
+            </w:r>
+          </w:p>
+        </w:tc>
+        <w:tc>
+          <w:tcPr/>
+          <w:p>
+            <w:pPr>
+              <w:pStyle w:val="Compact"/>
+            </w:pPr>
+            <w:r>
+              <w:t xml:space="preserve">Derive addresses explicitly. Never from an unrelated identifier</w:t>
+            </w:r>
+          </w:p>
+        </w:tc>
+      </w:tr>
+      <w:tr>
+        <w:tc>
+          <w:tcPr/>
+          <w:p>
+            <w:pPr>
+              <w:pStyle w:val="Compact"/>
+            </w:pPr>
+            <w:r>
+              <w:t xml:space="preserve">New containers could resolve nothing</w:t>
+            </w:r>
+          </w:p>
+        </w:tc>
+        <w:tc>
+          <w:tcPr/>
+          <w:p>
+            <w:pPr>
+              <w:pStyle w:val="Compact"/>
+            </w:pPr>
+            <w:r>
+              <w:t xml:space="preserve">The module set no DNS servers</w:t>
+            </w:r>
+          </w:p>
+        </w:tc>
+        <w:tc>
+          <w:tcPr/>
+          <w:p>
+            <w:pPr>
+              <w:pStyle w:val="Compact"/>
+            </w:pPr>
+            <w:r>
+              <w:t xml:space="preserve">A container with no resolver fails everything with "Temporary failure resolving", which reads like a network outage</w:t>
+            </w:r>
+          </w:p>
+        </w:tc>
+      </w:tr>
+      <w:tr>
+        <w:tc>
+          <w:tcPr/>
+          <w:p>
+            <w:pPr>
+              <w:pStyle w:val="Compact"/>
+            </w:pPr>
+            <w:r>
+              <w:t xml:space="preserve">Gateways reported unreachable</w:t>
+            </w:r>
+          </w:p>
+        </w:tc>
+        <w:tc>
+          <w:tcPr/>
+          <w:p>
+            <w:pPr>
+              <w:pStyle w:val="Compact"/>
+            </w:pPr>
+            <w:r>
+              <w:rPr>
+                <w:rStyle w:val="VerbatimChar"/>
+              </w:rPr>
+              <w:t xml:space="preserve">ping -c 1 -W 1</w:t>
+            </w:r>
+            <w:r>
+              <w:t xml:space="preserve"> </w:t>
+            </w:r>
+            <w:r>
+              <w:t xml:space="preserve">against a cold ARP cache</w:t>
+            </w:r>
+          </w:p>
+        </w:tc>
+        <w:tc>
+          <w:tcPr/>
+          <w:p>
+            <w:pPr>
+              <w:pStyle w:val="Compact"/>
+            </w:pPr>
+            <w:r>
+              <w:t xml:space="preserve">A single probe with a short timeout is not a test. The gateways were fine</w:t>
+            </w:r>
+          </w:p>
+        </w:tc>
+      </w:tr>
+      <w:tr>
+        <w:tc>
+          <w:tcPr/>
+          <w:p>
+            <w:pPr>
+              <w:pStyle w:val="Compact"/>
+            </w:pPr>
+            <w:r>
+              <w:t xml:space="preserve">Containers lost all networking after a NIC edit</w:t>
+            </w:r>
+          </w:p>
+        </w:tc>
+        <w:tc>
+          <w:tcPr/>
+          <w:p>
+            <w:pPr>
+              <w:pStyle w:val="Compact"/>
+            </w:pPr>
+            <w:r>
+              <w:rPr>
+                <w:rStyle w:val="VerbatimChar"/>
+              </w:rPr>
+              <w:t xml:space="preserve">pct set --net0</w:t>
+            </w:r>
+            <w:r>
+              <w:t xml:space="preserve"> </w:t>
+            </w:r>
+            <w:r>
+              <w:t xml:space="preserve">without</w:t>
+            </w:r>
+            <w:r>
+              <w:t xml:space="preserve"> </w:t>
+            </w:r>
+            <w:r>
+              <w:rPr>
+                <w:rStyle w:val="VerbatimChar"/>
+              </w:rPr>
+              <w:t xml:space="preserve">hwaddr=</w:t>
+            </w:r>
+            <w:r>
+              <w:t xml:space="preserve"> </w:t>
+            </w:r>
+            <w:r>
+              <w:t xml:space="preserve">regenerates the MAC; stale ARP on the host, and the consumer gateway stopped issuing leases after a dozen new MACs</w:t>
+            </w:r>
+          </w:p>
+        </w:tc>
+        <w:tc>
+          <w:tcPr/>
+          <w:p>
+            <w:pPr>
+              <w:pStyle w:val="Compact"/>
+            </w:pPr>
+            <w:r>
+              <w:t xml:space="preserve">Always pass</w:t>
+            </w:r>
+            <w:r>
+              <w:t xml:space="preserve"> </w:t>
+            </w:r>
+            <w:r>
+              <w:rPr>
+                <w:rStyle w:val="VerbatimChar"/>
+              </w:rPr>
+              <w:t xml:space="preserve">hwaddr=</w:t>
+            </w:r>
+            <w:r>
+              <w:t xml:space="preserve">, or use static addressing, and flush ARP after a NIC change</w:t>
+            </w:r>
+          </w:p>
+        </w:tc>
+      </w:tr>
+      <w:tr>
+        <w:tc>
+          <w:tcPr/>
+          <w:p>
+            <w:pPr>
+              <w:pStyle w:val="Compact"/>
+            </w:pPr>
+            <w:r>
+              <w:t xml:space="preserve">The per-container firewall broke DHCP, then DNS and apt</w:t>
+            </w:r>
+          </w:p>
+        </w:tc>
+        <w:tc>
+          <w:tcPr/>
+          <w:p>
+            <w:pPr>
+              <w:pStyle w:val="Compact"/>
+            </w:pPr>
+            <w:r>
+              <w:rPr>
+                <w:rStyle w:val="VerbatimChar"/>
+              </w:rPr>
+              <w:t xml:space="preserve">policy_in: DROP</w:t>
+            </w:r>
+            <w:r>
+              <w:t xml:space="preserve"> </w:t>
+            </w:r>
+            <w:r>
+              <w:t xml:space="preserve">also drops the DHCP offer; the firewall bridge drops return traffic for outbound connections</w:t>
+            </w:r>
+          </w:p>
+        </w:tc>
+        <w:tc>
+          <w:tcPr/>
+          <w:p>
+            <w:pPr>
+              <w:pStyle w:val="Compact"/>
+            </w:pPr>
+            <w:r>
+              <w:t xml:space="preserve">A default-deny inbound policy must permit the protocols that bring the interface up. Isolation moved to the host forward policy, and the flag is off with the reason recorded (policy PVE-2)</w:t>
+            </w:r>
+          </w:p>
+        </w:tc>
+      </w:tr>
+      <w:tr>
+        <w:tc>
+          <w:tcPr/>
+          <w:p>
+            <w:pPr>
+              <w:pStyle w:val="Compact"/>
+            </w:pPr>
+            <w:r>
+              <w:t xml:space="preserve">VLANs looked usable and were not</w:t>
+            </w:r>
+          </w:p>
+        </w:tc>
+        <w:tc>
+          <w:tcPr/>
+          <w:p>
+            <w:pPr>
+              <w:pStyle w:val="Compact"/>
+            </w:pPr>
+            <w:r>
+              <w:t xml:space="preserve">The site VLAN gateways answered ICMP but did not forward to the internet</w:t>
+            </w:r>
+          </w:p>
+        </w:tc>
+        <w:tc>
+          <w:tcPr/>
+          <w:p>
+            <w:pPr>
+              <w:pStyle w:val="Compact"/>
+            </w:pPr>
+            <w:r>
+              <w:t xml:space="preserve">Reachable is not routable. Test the actual path, not the first hop</w:t>
+            </w:r>
+          </w:p>
+        </w:tc>
+      </w:tr>
+      <w:tr>
+        <w:tc>
+          <w:tcPr/>
+          <w:p>
+            <w:pPr>
+              <w:pStyle w:val="Compact"/>
+            </w:pPr>
+            <w:r>
+              <w:t xml:space="preserve">gitleaks reported "no leaks found" while scanning nothing</w:t>
+            </w:r>
+          </w:p>
+        </w:tc>
+        <w:tc>
+          <w:tcPr/>
+          <w:p>
+            <w:pPr>
+              <w:pStyle w:val="Compact"/>
+            </w:pPr>
+            <w:r>
+              <w:t xml:space="preserve">The action scans a commit range; on a first push the range has no parent, so it scanned zero bytes</w:t>
+            </w:r>
+          </w:p>
+        </w:tc>
+        <w:tc>
+          <w:tcPr/>
+          <w:p>
+            <w:pPr>
+              <w:pStyle w:val="Compact"/>
+            </w:pPr>
+            <w:r>
+              <w:t xml:space="preserve">A scanner that passes while scanning nothing is worse than none. Run the pinned binary over the whole tree, every time</w:t>
+            </w:r>
+          </w:p>
+        </w:tc>
+      </w:tr>
+      <w:tr>
+        <w:tc>
+          <w:tcPr/>
+          <w:p>
+            <w:pPr>
+              <w:pStyle w:val="Compact"/>
+            </w:pPr>
+            <w:r>
+              <w:rPr>
+                <w:rStyle w:val="VerbatimChar"/>
+              </w:rPr>
+              <w:t xml:space="preserve">python3 -m venv --help</w:t>
+            </w:r>
+            <w:r>
+              <w:t xml:space="preserve"> </w:t>
+            </w:r>
+            <w:r>
+              <w:t xml:space="preserve">succeeded, creating a venv failed</w:t>
+            </w:r>
+          </w:p>
+        </w:tc>
+        <w:tc>
+          <w:tcPr/>
+          <w:p>
+            <w:pPr>
+              <w:pStyle w:val="Compact"/>
+            </w:pPr>
+            <w:r>
+              <w:t xml:space="preserve">On Debian 13 the help text is in the stdlib and the machinery is in a separate package</w:t>
+            </w:r>
+          </w:p>
+        </w:tc>
+        <w:tc>
+          <w:tcPr/>
+          <w:p>
+            <w:pPr>
+              <w:pStyle w:val="Compact"/>
+            </w:pPr>
+            <w:r>
+              <w:t xml:space="preserve">Test for what you need, not for something adjacent to it.</w:t>
+            </w:r>
+            <w:r>
+              <w:t xml:space="preserve"> </w:t>
+            </w:r>
+            <w:r>
+              <w:rPr>
+                <w:rStyle w:val="VerbatimChar"/>
+              </w:rPr>
+              <w:t xml:space="preserve">import ensurepip</w:t>
+            </w:r>
+            <w:r>
+              <w:t xml:space="preserve"> </w:t>
+            </w:r>
+            <w:r>
+              <w:t xml:space="preserve">is the real check</w:t>
+            </w:r>
+          </w:p>
+        </w:tc>
+      </w:tr>
+      <w:tr>
+        <w:tc>
+          <w:tcPr/>
+          <w:p>
+            <w:pPr>
+              <w:pStyle w:val="Compact"/>
+            </w:pPr>
+            <w:r>
+              <w:t xml:space="preserve">Postgres came back on loopback only after a reboot</w:t>
+            </w:r>
+          </w:p>
+        </w:tc>
+        <w:tc>
+          <w:tcPr/>
+          <w:p>
+            <w:pPr>
+              <w:pStyle w:val="Compact"/>
+            </w:pPr>
+            <w:r>
+              <w:t xml:space="preserve">It binds</w:t>
+            </w:r>
+            <w:r>
+              <w:t xml:space="preserve"> </w:t>
+            </w:r>
+            <w:r>
+              <w:rPr>
+                <w:rStyle w:val="VerbatimChar"/>
+              </w:rPr>
+              <w:t xml:space="preserve">10.40.10.10</w:t>
+            </w:r>
+            <w:r>
+              <w:t xml:space="preserve"> </w:t>
+            </w:r>
+            <w:r>
+              <w:t xml:space="preserve">only if that interface is up when it starts</w:t>
+            </w:r>
+          </w:p>
+        </w:tc>
+        <w:tc>
+          <w:tcPr/>
+          <w:p>
+            <w:pPr>
+              <w:pStyle w:val="Compact"/>
+            </w:pPr>
+            <w:r>
+              <w:t xml:space="preserve">Every</w:t>
+            </w:r>
+            <w:r>
+              <w:t xml:space="preserve"> </w:t>
+            </w:r>
+            <w:r>
+              <w:rPr>
+                <w:rStyle w:val="VerbatimChar"/>
+              </w:rPr>
+              <w:t xml:space="preserve">terraform init</w:t>
+            </w:r>
+            <w:r>
+              <w:t xml:space="preserve"> </w:t>
+            </w:r>
+            <w:r>
+              <w:t xml:space="preserve">then fails with "connection refused". It is the first pre-flight check, and the fix is one restart</w:t>
+            </w:r>
+          </w:p>
+        </w:tc>
+      </w:tr>
+    </w:tbl>
+    <w:p>
+      <w:pPr>
+        <w:pStyle w:val="BodyText"/>
+      </w:pPr>
+      <w:r>
+        <w:t xml:space="preserve">The fix for the three networking rows in the middle was the same: stop depending on the consumer</w:t>
+      </w:r>
+      <w:r>
+        <w:t xml:space="preserve"> </w:t>
+      </w:r>
+      <w:r>
+        <w:t xml:space="preserve">gateway and build self-contained NATed segments on the host.</w:t>
+      </w:r>
+    </w:p>
+    <w:p>
+      <w:r>
+        <w:pict>
+          <v:rect style="width:0;height:1.5pt" o:hralign="center" o:hrstd="t" o:hr="t"/>
+        </w:pict>
+      </w:r>
+    </w:p>
+    <w:bookmarkEnd w:id="38"/>
+    <w:bookmarkStart w:id="39" w:name="what-this-does-not-cover"/>
     <w:p>
       <w:pPr>
         <w:pStyle w:val="Heading1"/>
@@ -8188,7 +8709,7 @@
         <w:t xml:space="preserve">Doc 6 has the fuller list, with the honest answer to each.</w:t>
       </w:r>
     </w:p>
-    <w:bookmarkEnd w:id="38"/>
+    <w:bookmarkEnd w:id="39"/>
     <w:sectPr>
       <w:footnotePr>
         <w:numRestart w:val="eachSect"/>
